--- a/docs/analyses/swanzey-financial-review/Archive/Sources & Provenance.docx
+++ b/docs/analyses/swanzey-financial-review/Archive/Sources & Provenance.docx
@@ -174,7 +174,7 @@
         <w:pStyle w:val="ListBullet"/>
       </w:pPr>
       <w:r>
-        <w:t>A few single-year budget-vote tallies were not machine-readable in the source PDFs and are omitted rather than estimated.</w:t>
+        <w:t>Operating-budget vote tallies were recovered for 13 of 15 years; 2018 and 2020 were not machine-readable in the source PDF layout and are omitted rather than estimated.</w:t>
       </w:r>
     </w:p>
     <w:p>

--- a/docs/analyses/swanzey-financial-review/Archive/Sources & Provenance.docx
+++ b/docs/analyses/swanzey-financial-review/Archive/Sources & Provenance.docx
@@ -182,7 +182,7 @@
         <w:pStyle w:val="ListBullet"/>
       </w:pPr>
       <w:r>
-        <w:t>2016–2017 operating figure repeats in the source ($6,210,799); flagged as possibly level-funded.</w:t>
+        <w:t>Budget figures are warrant (proposed) amounts keyed to the town-meeting year they were submitted to (verified against as-voted results for 2020/2023/2025); deliberative amendments were generally minor. The 2017–2018 figure repeats ($6,210,799).</w:t>
       </w:r>
     </w:p>
     <w:p>
